--- a/testakten/versausgleich-haerte-bgh-schaefer-nuernberg/09_beschwerdebegruendung_ehemann.docx
+++ b/testakten/versausgleich-haerte-bgh-schaefer-nuernberg/09_beschwerdebegruendung_ehemann.docx
@@ -90,7 +90,7 @@
         <w:pStyle w:val="ListNumber"/>
       </w:pPr>
       <w:r>
-        <w:t>Es wird festgestellt, dass ein Versorgungsausgleich zwischen den Beteiligten gemäß § 27 VersAusglG nicht stattfindet.</w:t>
+        <w:t>Es wird festgestellt, dass ein Versorgungsausgleich zwischen den Beteiligten gemäß Paragraf 27 VersAusglG nicht stattfindet.</w:t>
       </w:r>
     </w:p>
     <w:p>
@@ -148,7 +148,7 @@
         <w:jc w:val="left"/>
       </w:pPr>
       <w:r>
-        <w:t>Der Beschwerdeführer beanstandet die Anwendung des § 27 VersAusglG durch das Amtsgericht. Die Vorschrift sei seit der Reform 2009 (§ 27 VersAusglG, vormals § 1587c BGB a. F.) sehr eng zu lesen, aber das Amtsgericht habe den Härtefall nicht hinreichend geprüft.</w:t>
+        <w:t>Der Beschwerdeführer beanstandet die Anwendung des Paragrafen 27 VersAusglG durch das Amtsgericht. Die Vorschrift sei seit der Reform 2009 (Paragraf 27 VersAusglG, vormals Paragraf 1587c BGB a. F.) sehr eng zu lesen, aber das Amtsgericht habe den Härtefall nicht hinreichend geprüft.</w:t>
       </w:r>
     </w:p>
     <w:p>
@@ -267,7 +267,7 @@
         <w:jc w:val="left"/>
       </w:pPr>
       <w:r>
-        <w:t>Im Lichte der Gesamtumstände sei die Durchführung des Versorgungsausgleichs grob unbillig im Sinne des § 27 VersAusglG. Insbesondere die Pauschalierung „die wirtschaftlich Schwächere ist auszugleichen" widerspreche dem Zweck der Vorschrift, wenn die Ausgleichsberechtigte schwer-vermögend sei.</w:t>
+        <w:t>Im Lichte der Gesamtumstände sei die Durchführung des Versorgungsausgleichs grob unbillig im Sinne des Paragrafen 27 VersAusglG. Insbesondere die Pauschalierung „die wirtschaftlich Schwächere ist auszugleichen" widerspreche dem Zweck der Vorschrift, wenn die Ausgleichsberechtigte schwer-vermögend sei.</w:t>
       </w:r>
     </w:p>
     <w:p>
@@ -302,7 +302,7 @@
         <w:pStyle w:val="ListBullet"/>
       </w:pPr>
       <w:r>
-        <w:t>Vernehmung der Antragsgegnerin als Beteiligte (§ 28 FamFG) zu Behauptungen der gemeinsamen Vermögensplanung</w:t>
+        <w:t>Vernehmung der Antragsgegnerin als Beteiligte (Paragraf 28 FamFG) zu Behauptungen der gemeinsamen Vermögensplanung</w:t>
       </w:r>
     </w:p>
     <w:p>
@@ -356,7 +356,7 @@
         <w:t xml:space="preserve">Beschluss OLG 14.11.2022 (vollständig in </w:t>
       </w:r>
       <w:r>
-        <w:t>docx/OLG_Nuernberg_Beschluss_14_11_2022.docx</w:t>
+        <w:t>docx/OLG_Nürnberg_Beschluss_14_11_2022.docx</w:t>
       </w:r>
       <w:r>
         <w:t>)</w:t>
